--- a/Bolum3_Minimal_Invaziv_Kardiyak_Cerrahi_Anestezi_Yonetimi.docx
+++ b/Bolum3_Minimal_Invaziv_Kardiyak_Cerrahi_Anestezi_Yonetimi.docx
@@ -5014,77 +5014,62 @@
     </w:p>
     <w:p>
       <w:pPr>
-        <w:spacing w:before="240" w:after="120" w:lineRule="auto" w:line="360"/>
-        <w:ind w:firstLine="0" w:left="0"/>
-        <w:jc w:val="left"/>
-      </w:pPr>
-      <w:r>
-        <w:rPr>
-          <w:rFonts w:ascii="Times New Roman" w:hAnsi="Times New Roman" w:cs="Times New Roman"/>
-          <w:b/>
-          <w:sz w:val="28"/>
-        </w:rPr>
-        <w:t>KAYNAKLAR</w:t>
-      </w:r>
-    </w:p>
-    <w:p>
-      <w:pPr>
-        <w:spacing w:before="0" w:after="80" w:lineRule="auto" w:line="360"/>
-        <w:ind w:left="425" w:hanging="425"/>
-        <w:jc w:val="left"/>
-      </w:pPr>
-      <w:r>
-        <w:rPr>
-          <w:rFonts w:ascii="Times New Roman" w:hAnsi="Times New Roman" w:cs="Times New Roman"/>
-          <w:b w:val="0"/>
-          <w:sz w:val="22"/>
-        </w:rPr>
-        <w:t>1. Jiang T, Xu L, Zheng Q, et al. Implementing Ultra-Fast-Track Cardiac Anesthesia in Minimally Invasive Cardiac Surgery. J Cardiothorac Vasc Anesth 2025;39:2031-2039.</w:t>
-      </w:r>
-    </w:p>
-    <w:p>
-      <w:pPr>
-        <w:spacing w:before="0" w:after="80" w:lineRule="auto" w:line="360"/>
-        <w:ind w:left="425" w:hanging="425"/>
-        <w:jc w:val="left"/>
-      </w:pPr>
-      <w:r>
-        <w:rPr>
-          <w:rFonts w:ascii="Times New Roman" w:hAnsi="Times New Roman" w:cs="Times New Roman"/>
-          <w:b w:val="0"/>
-          <w:sz w:val="22"/>
-        </w:rPr>
-        <w:t>2. Demir ZA, Mavioğlu HL. Anesthesia Management in Minimally Invasive Cardiac Surgery: A Comprehensive Protocol. GKDA Derg 2025;31(2):63-70.</w:t>
-      </w:r>
-    </w:p>
-    <w:p>
-      <w:pPr>
-        <w:spacing w:before="0" w:after="80" w:lineRule="auto" w:line="360"/>
-        <w:ind w:left="425" w:hanging="425"/>
-        <w:jc w:val="left"/>
-      </w:pPr>
-      <w:r>
-        <w:rPr>
-          <w:rFonts w:ascii="Times New Roman" w:hAnsi="Times New Roman" w:cs="Times New Roman"/>
-          <w:b w:val="0"/>
-          <w:sz w:val="22"/>
-        </w:rPr>
-        <w:t>3. Verret M, Lauzier F, Zarychanski R, et al. Perioperative use of gabapentinoids for the management of postoperative acute pain: A systematic review and meta-analysis. Anesthesiology 2020;133:265-79.</w:t>
-      </w:r>
-    </w:p>
-    <w:p>
-      <w:pPr>
-        <w:spacing w:before="0" w:after="80" w:lineRule="auto" w:line="360"/>
-        <w:ind w:left="425" w:hanging="425"/>
-        <w:jc w:val="left"/>
-      </w:pPr>
-      <w:r>
-        <w:rPr>
-          <w:rFonts w:ascii="Times New Roman" w:hAnsi="Times New Roman" w:cs="Times New Roman"/>
-          <w:b w:val="0"/>
-          <w:sz w:val="22"/>
-        </w:rPr>
-        <w:t>4. Foo I, Macfarlane AJR, Srivastava D, et al. The use of intravenous lidocaine for postoperative pain and recovery: International consensus statement on efficacy and safety. Anaesthesia 2021;76:238-50.</w:t>
+        <w:spacing w:before="0" w:after="0" w:lineRule="auto" w:line="360"/>
+        <w:ind w:firstLine="0" w:left="0"/>
+        <w:jc w:val="both"/>
+      </w:pPr>
+      <w:r>
+        <w:rPr>
+          <w:rFonts w:ascii="Times New Roman" w:hAnsi="Times New Roman" w:cs="Times New Roman"/>
+          <w:b w:val="0"/>
+          <w:sz w:val="22"/>
+        </w:rPr>
+        <w:t>Jiang T, Xu L, Zheng Q, et al. Implementing Ultra-Fast-Track Cardiac Anesthesia in Minimally Invasive Cardiac Surgery. J Cardiothorac Vasc Anesth 2025;39:2031-2039.</w:t>
+      </w:r>
+    </w:p>
+    <w:p>
+      <w:pPr>
+        <w:spacing w:before="0" w:after="0" w:lineRule="auto" w:line="360"/>
+        <w:ind w:firstLine="0" w:left="0"/>
+        <w:jc w:val="both"/>
+      </w:pPr>
+      <w:r>
+        <w:rPr>
+          <w:rFonts w:ascii="Times New Roman" w:hAnsi="Times New Roman" w:cs="Times New Roman"/>
+          <w:b w:val="0"/>
+          <w:sz w:val="22"/>
+        </w:rPr>
+        <w:t>Demir ZA, Mavioğlu HL. Anesthesia Management in Minimally Invasive Cardiac Surgery: A Comprehensive Protocol. GKDA Derg 2025;31(2):63-70.</w:t>
+      </w:r>
+    </w:p>
+    <w:p>
+      <w:pPr>
+        <w:spacing w:before="0" w:after="0" w:lineRule="auto" w:line="360"/>
+        <w:ind w:firstLine="0" w:left="0"/>
+        <w:jc w:val="both"/>
+      </w:pPr>
+      <w:r>
+        <w:rPr>
+          <w:rFonts w:ascii="Times New Roman" w:hAnsi="Times New Roman" w:cs="Times New Roman"/>
+          <w:b w:val="0"/>
+          <w:sz w:val="22"/>
+        </w:rPr>
+        <w:t>Verret M, Lauzier F, Zarychanski R, et al. Perioperative use of gabapentinoids for the management of postoperative acute pain: A systematic review and meta-analysis. Anesthesiology 2020;133:265-79.</w:t>
+      </w:r>
+    </w:p>
+    <w:p>
+      <w:pPr>
+        <w:spacing w:before="0" w:after="0" w:lineRule="auto" w:line="360"/>
+        <w:ind w:firstLine="0" w:left="0"/>
+        <w:jc w:val="both"/>
+      </w:pPr>
+      <w:r>
+        <w:rPr>
+          <w:rFonts w:ascii="Times New Roman" w:hAnsi="Times New Roman" w:cs="Times New Roman"/>
+          <w:b w:val="0"/>
+          <w:sz w:val="22"/>
+        </w:rPr>
+        <w:t>Foo I, Macfarlane AJR, Srivastava D, et al. The use of intravenous lidocaine for postoperative pain and recovery: International consensus statement on efficacy and safety. Anaesthesia 2021;76:238-50.</w:t>
       </w:r>
     </w:p>
     <w:sectPr>
